--- a/tool/static/filled_resume.docx
+++ b/tool/static/filled_resume.docx
@@ -486,7 +486,7 @@
           <w:sz w:val="18"/>
           <w:szCs w:val="18"/>
         </w:rPr>
-        <w:t xml:space="preserve">['SAP Datasphere', 'ETL', 'SAP Analytics Cloud (SAC)', 'Core Data Services (CDS)', 'ABAP CDS', 'SAP S/4HANA', 'HANA', 'SAP FI', 'SAP SD', 'Qlik Compose', 'Denodo', 'Data Mart', 'Power BI', 'BW', 'Excel', 'Communication', 'Teamwork', 'Problem-solving', 'Analytical skills']</w:t>
+        <w:t xml:space="preserve">['SAP Datasphere', 'ETL', 'Data Federation', 'Data Replication', 'Task Chains', 'Data Flows', 'Analytical Models', 'SAP S/4HANA', 'HANA functions', 'Data Access Controls (DAC)', 'SAP Analytics Cloud (SAC)', 'ABAP CDS', 'Core Data Services (CDS)', 'ADT in Eclipse', 'Qlik Compose', 'Denodo', 'Data Mart', 'Power BI', 'SAP FI', 'SAP SD', 'Communication', 'Teamwork', 'Problem-solving', 'Analytical skills']</w:t>
       </w:r>
     </w:p>
     <w:p>

--- a/tool/static/filled_resume.docx
+++ b/tool/static/filled_resume.docx
@@ -486,7 +486,7 @@
           <w:sz w:val="18"/>
           <w:szCs w:val="18"/>
         </w:rPr>
-        <w:t xml:space="preserve">['SAP Datasphere', 'ETL', 'Data Federation', 'Data Replication', 'Task Chains', 'Data Flows', 'Analytical Models', 'SAP S/4HANA', 'HANA functions', 'Data Access Controls (DAC)', 'SAP Analytics Cloud (SAC)', 'ABAP CDS', 'Core Data Services (CDS)', 'ADT in Eclipse', 'Qlik Compose', 'Denodo', 'Data Mart', 'Power BI', 'SAP FI', 'SAP SD', 'Communication', 'Teamwork', 'Problem-solving', 'Analytical skills']</w:t>
+        <w:t xml:space="preserve">['SAP Datasphere', 'ETL', 'Data Federation', 'Replication Flows', 'SAP S/4HANA', 'HANA functions', 'Data Access Controls (DAC)', 'SAP Analytics Cloud (SAC)', 'ABAP CDS', 'ADT in Eclipse', 'Qlik Compose', 'Denodo', 'Data Mart', 'Power BI', 'SAP FI', 'SAP SD', 'SAC Planning', 'Communication', 'Teamwork', 'Problem-solving', 'Analytical skills']</w:t>
       </w:r>
     </w:p>
     <w:p>

--- a/tool/static/filled_resume.docx
+++ b/tool/static/filled_resume.docx
@@ -486,7 +486,7 @@
           <w:sz w:val="18"/>
           <w:szCs w:val="18"/>
         </w:rPr>
-        <w:t xml:space="preserve">['SAP Datasphere', 'ETL', 'Data Federation', 'Replication Flows', 'SAP S/4HANA', 'HANA functions', 'Data Access Controls (DAC)', 'SAP Analytics Cloud (SAC)', 'ABAP CDS', 'ADT in Eclipse', 'Qlik Compose', 'Denodo', 'Data Mart', 'Power BI', 'SAP FI', 'SAP SD', 'SAC Planning', 'Communication', 'Teamwork', 'Problem-solving', 'Analytical skills']</w:t>
+        <w:t xml:space="preserve">['SAP Datasphere', 'ETL', 'Data Federation', 'Data Replication', 'Analytical Models', 'Data Flows', 'Task Chains', 'SAP S/4HANA', 'HANA functions', 'Data Access Controls (DAC)', 'SAP Analytics Cloud (SAC)', 'ABAP CDS', 'ADT in Eclipse', 'Qlik Compose', 'Denodo', 'Data Mart', 'Power BI', 'SAP FI', 'SAP SD', 'Core Data Services (CDS)', 'SAC Planning', 'Communication', 'Teamwork', 'Problem-solving', 'Analytical skills']</w:t>
       </w:r>
     </w:p>
     <w:p>

--- a/tool/static/filled_resume.docx
+++ b/tool/static/filled_resume.docx
@@ -486,7 +486,7 @@
           <w:sz w:val="18"/>
           <w:szCs w:val="18"/>
         </w:rPr>
-        <w:t xml:space="preserve">['SAP Datasphere', 'ETL', 'Data Federation', 'Data Replication', 'Analytical Models', 'Data Flows', 'Task Chains', 'SAP S/4HANA', 'HANA functions', 'Data Access Controls (DAC)', 'SAP Analytics Cloud (SAC)', 'ABAP CDS', 'ADT in Eclipse', 'Qlik Compose', 'Denodo', 'Data Mart', 'Power BI', 'SAP FI', 'SAP SD', 'Core Data Services (CDS)', 'SAC Planning', 'Communication', 'Teamwork', 'Problem-solving', 'Analytical skills']</w:t>
+        <w:t xml:space="preserve">['SAP Datasphere', 'ETL', 'Analytical Tools', 'Data Federation', 'Data Replication', 'SAP S/4HANA', 'HANA functions', 'Data Access Controls (DAC)', 'SAP Analytics Cloud (SAC)', 'ABAP CDS', 'ADT in Eclipse', 'Qlik Compose', 'Denodo', 'Data Mart', 'Power BI', 'SAP FI', 'SAP SD', 'Core Data Services (CDS)', 'SAC Planning']</w:t>
       </w:r>
     </w:p>
     <w:p>

--- a/tool/static/filled_resume.docx
+++ b/tool/static/filled_resume.docx
@@ -2,6 +2,8 @@
 <file path=word/document.xml><?xml version="1.0" encoding="utf-8"?>
 <w:document xmlns:wpc="http://schemas.microsoft.com/office/word/2010/wordprocessingCanvas" xmlns:cx="http://schemas.microsoft.com/office/drawing/2014/chartex" xmlns:cx1="http://schemas.microsoft.com/office/drawing/2015/9/8/chartex" xmlns:cx2="http://schemas.microsoft.com/office/drawing/2015/10/21/chartex" xmlns:cx3="http://schemas.microsoft.com/office/drawing/2016/5/9/chartex" xmlns:cx4="http://schemas.microsoft.com/office/drawing/2016/5/10/chartex" xmlns:cx5="http://schemas.microsoft.com/office/drawing/2016/5/11/chartex" xmlns:cx6="http://schemas.microsoft.com/office/drawing/2016/5/12/chartex" xmlns:cx7="http://schemas.microsoft.com/office/drawing/2016/5/13/chartex" xmlns:cx8="http://schemas.microsoft.com/office/drawing/2016/5/14/chartex" xmlns:mc="http://schemas.openxmlformats.org/markup-compatibility/2006" xmlns:aink="http://schemas.microsoft.com/office/drawing/2016/ink" xmlns:am3d="http://schemas.microsoft.com/office/drawing/2017/model3d" xmlns:o="urn:schemas-microsoft-com:office:office" xmlns:oel="http://schemas.microsoft.com/office/2019/extlst" xmlns:r="http://schemas.openxmlformats.org/officeDocument/2006/relationships" xmlns:m="http://schemas.openxmlformats.org/officeDocument/2006/math" xmlns:v="urn:schemas-microsoft-com:vml" xmlns:wp14="http://schemas.microsoft.com/office/word/2010/wordprocessingDrawing" xmlns:wp="http://schemas.openxmlformats.org/drawingml/2006/wordprocessingDrawing" xmlns:w10="urn:schemas-microsoft-com:office:word" xmlns:w="http://schemas.openxmlformats.org/wordprocessingml/2006/main" xmlns:w14="http://schemas.microsoft.com/office/word/2010/wordml" xmlns:w15="http://schemas.microsoft.com/office/word/2012/wordml" xmlns:w16cex="http://schemas.microsoft.com/office/word/2018/wordml/cex" xmlns:w16cid="http://schemas.microsoft.com/office/word/2016/wordml/cid" xmlns:w16="http://schemas.microsoft.com/office/word/2018/wordml" xmlns:w16du="http://schemas.microsoft.com/office/word/2023/wordml/word16du" xmlns:w16sdtdh="http://schemas.microsoft.com/office/word/2020/wordml/sdtdatahash" xmlns:w16sdtfl="http://schemas.microsoft.com/office/word/2024/wordml/sdtformatlock" xmlns:w16se="http://schemas.microsoft.com/office/word/2015/wordml/symex" xmlns:wpg="http://schemas.microsoft.com/office/word/2010/wordprocessingGroup" xmlns:wpi="http://schemas.microsoft.com/office/word/2010/wordprocessingInk" xmlns:wne="http://schemas.microsoft.com/office/word/2006/wordml" xmlns:wps="http://schemas.microsoft.com/office/word/2010/wordprocessingShape" mc:Ignorable="w14 w15 w16se w16cid w16 w16cex w16sdtdh w16sdtfl w16du wp14">
   <w:body>
+    <w:bookmarkStart w:id="0" w:name="_Hlk205834408"/>
+    <w:bookmarkEnd w:id="0"/>
     <w:p>
       <w:pPr>
         <w:jc w:val="center"/>
@@ -21,7 +23,7 @@
         <mc:AlternateContent>
           <mc:Choice Requires="wps">
             <w:drawing>
-              <wp:anchor distT="0" distB="0" distL="114300" distR="114300" simplePos="0" relativeHeight="251659264" behindDoc="0" locked="0" layoutInCell="1" allowOverlap="1" wp14:anchorId="6C854E53" wp14:editId="7C0CA432">
+              <wp:anchor distT="0" distB="0" distL="114300" distR="114300" simplePos="0" relativeHeight="251659264" behindDoc="0" locked="0" layoutInCell="1" allowOverlap="1" wp14:anchorId="14E04AEF" wp14:editId="7BA75EE1">
                 <wp:simplePos x="0" y="0"/>
                 <wp:positionH relativeFrom="column">
                   <wp:posOffset>-182073</wp:posOffset>
@@ -93,7 +95,7 @@
           </mc:Choice>
           <mc:Fallback>
             <w:pict>
-              <v:rect w14:anchorId="6C854E53" id="Rectangle 1" o:spid="_x0000_s1026" style="position:absolute;left:0;text-align:left;margin-left:-14.35pt;margin-top:-14.1pt;width:107.7pt;height:83.45pt;z-index:251659264;visibility:visible;mso-wrap-style:square;mso-width-percent:0;mso-height-percent:0;mso-wrap-distance-left:9pt;mso-wrap-distance-top:0;mso-wrap-distance-right:9pt;mso-wrap-distance-bottom:0;mso-position-horizontal:absolute;mso-position-horizontal-relative:text;mso-position-vertical:absolute;mso-position-vertical-relative:text;mso-width-percent:0;mso-height-percent:0;mso-width-relative:margin;mso-height-relative:margin;v-text-anchor:middle" o:gfxdata="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" fillcolor="#4f81bd [3204]" strokecolor="#4579b8 [3044]">
+              <v:rect w14:anchorId="14E04AEF" id="Rectangle 1" o:spid="_x0000_s1026" style="position:absolute;left:0;text-align:left;margin-left:-14.35pt;margin-top:-14.1pt;width:107.7pt;height:83.45pt;z-index:251659264;visibility:visible;mso-wrap-style:square;mso-width-percent:0;mso-height-percent:0;mso-wrap-distance-left:9pt;mso-wrap-distance-top:0;mso-wrap-distance-right:9pt;mso-wrap-distance-bottom:0;mso-position-horizontal:absolute;mso-position-horizontal-relative:text;mso-position-vertical:absolute;mso-position-vertical-relative:text;mso-width-percent:0;mso-height-percent:0;mso-width-relative:margin;mso-height-relative:margin;v-text-anchor:middle" o:gfxdata="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" fillcolor="#4f81bd [3204]" strokecolor="#4579b8 [3044]">
                 <v:fill color2="#a7bfde [1620]" rotate="t" angle="180" focus="100%" type="gradient">
                   <o:fill v:ext="view" type="gradientUnscaled"/>
                 </v:fill>
@@ -121,7 +123,7 @@
           <w:b/>
           <w:bCs/>
         </w:rPr>
-        <w:t xml:space="preserve">{</w:t>
+        <w:t xml:space="preserve">                                                            </w:t>
       </w:r>
       <w:r>
         <w:rPr>
@@ -129,7 +131,7 @@
           <w:b/>
           <w:bCs/>
         </w:rPr>
-        <w:t xml:space="preserve">                                                                      JAMAL MOHAMED MUZAMMIL</w:t>
+        <w:t xml:space="preserve">      </w:t>
       </w:r>
       <w:r>
         <w:rPr>
@@ -137,7 +139,15 @@
           <w:b/>
           <w:bCs/>
         </w:rPr>
-        <w:t xml:space="preserve">                                                           </w:t>
+        <w:t xml:space="preserve">  </w:t>
+      </w:r>
+      <w:r>
+        <w:rPr>
+          <w:rFonts w:asciiTheme="majorHAnsi" w:eastAsia="Montserrat" w:hAnsiTheme="majorHAnsi" w:cstheme="majorHAnsi"/>
+          <w:b/>
+          <w:bCs/>
+        </w:rPr>
+        <w:t xml:space="preserve">                                                                                                     </w:t>
       </w:r>
       <w:r>
         <w:rPr>
@@ -147,9 +157,9 @@
           <w:noProof/>
         </w:rPr>
         <w:drawing>
-          <wp:inline distT="0" distB="0" distL="0" distR="0" wp14:anchorId="075E752F" wp14:editId="4DC24133">
-            <wp:extent cx="655320" cy="508000"/>
-            <wp:effectExtent l="0" t="0" r="0" b="6350"/>
+          <wp:inline distT="0" distB="0" distL="0" distR="0" wp14:anchorId="3C0D7711" wp14:editId="7058647F">
+            <wp:extent cx="564713" cy="428625"/>
+            <wp:effectExtent l="0" t="0" r="6985" b="0"/>
             <wp:docPr id="1002" name="Picture 3"/>
             <wp:cNvGraphicFramePr>
               <a:graphicFrameLocks xmlns:a="http://schemas.openxmlformats.org/drawingml/2006/main" noChangeAspect="1"/>
@@ -176,7 +186,7 @@
                   <pic:spPr>
                     <a:xfrm>
                       <a:off x="0" y="0"/>
-                      <a:ext cx="655357" cy="508029"/>
+                      <a:ext cx="686451" cy="521026"/>
                     </a:xfrm>
                     <a:prstGeom prst="rect">
                       <a:avLst/>
@@ -188,13 +198,40 @@
           </wp:inline>
         </w:drawing>
       </w:r>
-      <w:r>
+    </w:p>
+    <w:p>
+      <w:pPr>
+        <w:jc w:val="center"/>
         <w:rPr>
           <w:rFonts w:asciiTheme="majorHAnsi" w:eastAsia="Montserrat" w:hAnsiTheme="majorHAnsi" w:cstheme="majorHAnsi"/>
           <w:b/>
           <w:bCs/>
         </w:rPr>
-        <w:t xml:space="preserve">                          </w:t>
+      </w:pPr>
+      <w:r>
+        <w:rPr>
+          <w:rFonts w:asciiTheme="majorHAnsi" w:eastAsia="Montserrat" w:hAnsiTheme="majorHAnsi" w:cstheme="majorHAnsi"/>
+          <w:b/>
+          <w:bCs/>
+        </w:rPr>
+        <w:t xml:space="preserve">  </w:t>
+      </w:r>
+      <w:proofErr w:type="gramStart"/>
+      <w:r>
+        <w:rPr>
+          <w:rFonts w:asciiTheme="majorHAnsi" w:eastAsia="Montserrat" w:hAnsiTheme="majorHAnsi" w:cstheme="majorHAnsi"/>
+          <w:b/>
+          <w:bCs/>
+        </w:rPr>
+        <w:t xml:space="preserve">JAMAL MOHAMED MUZAMMIL</w:t>
+      </w:r>
+      <w:r>
+        <w:rPr>
+          <w:rFonts w:asciiTheme="majorHAnsi" w:eastAsia="Montserrat" w:hAnsiTheme="majorHAnsi" w:cstheme="majorHAnsi"/>
+          <w:b/>
+          <w:bCs/>
+        </w:rPr>
+        <w:t xml:space="preserve">                                                                                     </w:t>
       </w:r>
     </w:p>
     <w:p>
@@ -222,6 +259,7 @@
           <w:szCs w:val="20"/>
         </w:rPr>
       </w:pPr>
+      <w:proofErr w:type="gramStart"/>
       <w:r>
         <w:rPr>
           <w:rFonts w:asciiTheme="majorHAnsi" w:eastAsia="Montserrat" w:hAnsiTheme="majorHAnsi" w:cstheme="majorHAnsi"/>
@@ -242,6 +280,7 @@
         </w:rPr>
         <w:t xml:space="preserve"> </w:t>
       </w:r>
+      <w:proofErr w:type="gramStart"/>
       <w:r>
         <w:rPr>
           <w:rFonts w:asciiTheme="majorHAnsi" w:eastAsia="Montserrat" w:hAnsiTheme="majorHAnsi" w:cstheme="majorHAnsi"/>
@@ -272,6 +311,7 @@
         </w:rPr>
         <w:t>|</w:t>
       </w:r>
+      <w:proofErr w:type="gramEnd"/>
       <w:r>
         <w:rPr>
           <w:rFonts w:asciiTheme="majorHAnsi" w:eastAsia="Montserrat" w:hAnsiTheme="majorHAnsi" w:cstheme="majorHAnsi"/>
@@ -282,6 +322,7 @@
         </w:rPr>
         <w:t xml:space="preserve"> </w:t>
       </w:r>
+      <w:proofErr w:type="gramStart"/>
       <w:r>
         <w:rPr>
           <w:rFonts w:asciiTheme="majorHAnsi" w:eastAsia="Montserrat" w:hAnsiTheme="majorHAnsi" w:cstheme="majorHAnsi"/>
@@ -300,28 +341,9 @@
           <w:sz w:val="20"/>
           <w:szCs w:val="20"/>
         </w:rPr>
-        <w:t xml:space="preserve"> </w:t>
+        <w:t xml:space="preserve"> | </w:t>
       </w:r>
-      <w:r>
-        <w:rPr>
-          <w:rFonts w:asciiTheme="majorHAnsi" w:eastAsia="Montserrat" w:hAnsiTheme="majorHAnsi" w:cstheme="majorHAnsi"/>
-          <w:b/>
-          <w:bCs/>
-          <w:sz w:val="20"/>
-          <w:szCs w:val="20"/>
-        </w:rPr>
-        <w:t xml:space="preserve">|</w:t>
-      </w:r>
-      <w:r>
-        <w:rPr>
-          <w:rFonts w:asciiTheme="majorHAnsi" w:eastAsia="Montserrat" w:hAnsiTheme="majorHAnsi" w:cstheme="majorHAnsi"/>
-          <w:b/>
-          <w:bCs/>
-          <w:sz w:val="20"/>
-          <w:szCs w:val="20"/>
-        </w:rPr>
-        <w:t xml:space="preserve"> </w:t>
-      </w:r>
+      <w:proofErr w:type="gramStart"/>
       <w:r>
         <w:rPr>
           <w:rFonts w:asciiTheme="majorHAnsi" w:eastAsia="Montserrat" w:hAnsiTheme="majorHAnsi" w:cstheme="majorHAnsi"/>
@@ -406,17 +428,14 @@
         <w:jc w:val="both"/>
         <w:rPr>
           <w:rFonts w:asciiTheme="majorHAnsi" w:eastAsia="Montserrat" w:hAnsiTheme="majorHAnsi" w:cstheme="majorHAnsi"/>
-          <w:b/>
-          <w:bCs/>
-          <w:sz w:val="18"/>
-          <w:szCs w:val="18"/>
-        </w:rPr>
-      </w:pPr>
+          <w:sz w:val="18"/>
+          <w:szCs w:val="18"/>
+        </w:rPr>
+      </w:pPr>
+      <w:proofErr w:type="gramStart"/>
       <w:r>
         <w:rPr>
           <w:rFonts w:asciiTheme="majorHAnsi" w:eastAsia="Montserrat" w:hAnsiTheme="majorHAnsi" w:cstheme="majorHAnsi"/>
-          <w:b/>
-          <w:bCs/>
           <w:sz w:val="18"/>
           <w:szCs w:val="18"/>
         </w:rPr>
@@ -472,21 +491,18 @@
         <w:jc w:val="both"/>
         <w:rPr>
           <w:rFonts w:asciiTheme="majorHAnsi" w:eastAsia="Montserrat" w:hAnsiTheme="majorHAnsi" w:cstheme="majorHAnsi"/>
-          <w:b/>
-          <w:bCs/>
-          <w:sz w:val="18"/>
-          <w:szCs w:val="18"/>
-        </w:rPr>
-      </w:pPr>
+          <w:sz w:val="18"/>
+          <w:szCs w:val="18"/>
+        </w:rPr>
+      </w:pPr>
+      <w:proofErr w:type="gramStart"/>
       <w:r>
         <w:rPr>
           <w:rFonts w:asciiTheme="majorHAnsi" w:eastAsia="Montserrat" w:hAnsiTheme="majorHAnsi" w:cstheme="majorHAnsi"/>
-          <w:b/>
-          <w:bCs/>
-          <w:sz w:val="18"/>
-          <w:szCs w:val="18"/>
-        </w:rPr>
-        <w:t xml:space="preserve">['SAP Datasphere', 'ETL', 'Analytical Tools', 'Data Federation', 'Data Replication', 'SAP S/4HANA', 'HANA functions', 'Data Access Controls (DAC)', 'SAP Analytics Cloud (SAC)', 'ABAP CDS', 'ADT in Eclipse', 'Qlik Compose', 'Denodo', 'Data Mart', 'Power BI', 'SAP FI', 'SAP SD', 'Core Data Services (CDS)', 'SAC Planning']</w:t>
+          <w:sz w:val="18"/>
+          <w:szCs w:val="18"/>
+        </w:rPr>
+        <w:t xml:space="preserve">['SAP Datasphere', 'ETL', 'Data Federation', 'Data Replication', 'SAP S/4HANA', 'HANA', 'Data Access Controls (DAC)', 'SAP Analytics Cloud (SAC)', 'ABAP CDS', 'ADT in Eclipse', 'Qlik Compose', 'Denodo', 'Data Mart', 'Power BI', 'SAP FI', 'SAP SD', 'Communication', 'Teamwork', 'Problem-solving', 'Analytical skills']</w:t>
       </w:r>
     </w:p>
     <w:p>
@@ -576,6 +592,7 @@
           <w:szCs w:val="18"/>
         </w:rPr>
       </w:pPr>
+      <w:proofErr w:type="gramStart"/>
       <w:r>
         <w:rPr>
           <w:rFonts w:asciiTheme="majorHAnsi" w:eastAsia="Montserrat" w:hAnsiTheme="majorHAnsi" w:cstheme="majorHAnsi"/>
@@ -583,7 +600,27 @@
           <w:sz w:val="18"/>
           <w:szCs w:val="18"/>
         </w:rPr>
-        <w:t xml:space="preserve">Computer Science Engineering, RMK College Of Engineering and Technology (–)</w:t>
+        <w:t xml:space="preserve">Computer Science Engineering, </w:t>
+      </w:r>
+      <w:proofErr w:type="gramStart"/>
+      <w:r>
+        <w:rPr>
+          <w:rFonts w:asciiTheme="majorHAnsi" w:eastAsia="Montserrat" w:hAnsiTheme="majorHAnsi" w:cstheme="majorHAnsi"/>
+          <w:bCs/>
+          <w:sz w:val="18"/>
+          <w:szCs w:val="18"/>
+        </w:rPr>
+        <w:t xml:space="preserve">RMK College Of Engineering and Technology (</w:t>
+      </w:r>
+      <w:proofErr w:type="gramStart"/>
+      <w:r>
+        <w:rPr>
+          <w:rFonts w:asciiTheme="majorHAnsi" w:eastAsia="Montserrat" w:hAnsiTheme="majorHAnsi" w:cstheme="majorHAnsi"/>
+          <w:bCs/>
+          <w:sz w:val="18"/>
+          <w:szCs w:val="18"/>
+        </w:rPr>
+        <w:t xml:space="preserve">–)</w:t>
       </w:r>
     </w:p>
     <w:p>
@@ -651,15 +688,13 @@
           <w:sz w:val="18"/>
           <w:szCs w:val="18"/>
         </w:rPr>
-        <w:t>XPERIENCE</w:t>
+        <w:t xml:space="preserve">XPERIENCE</w:t>
       </w:r>
     </w:p>
     <w:p>
       <w:pPr>
         <w:rPr>
           <w:rFonts w:asciiTheme="majorHAnsi" w:eastAsia="Montserrat" w:hAnsiTheme="majorHAnsi" w:cstheme="majorHAnsi"/>
-          <w:b/>
-          <w:bCs/>
           <w:sz w:val="18"/>
           <w:szCs w:val="18"/>
         </w:rPr>
@@ -667,8 +702,200 @@
       <w:r>
         <w:rPr>
           <w:rFonts w:asciiTheme="majorHAnsi" w:eastAsia="Montserrat" w:hAnsiTheme="majorHAnsi" w:cstheme="majorHAnsi"/>
-          <w:b/>
-          <w:bCs/>
+          <w:sz w:val="18"/>
+          <w:szCs w:val="18"/>
+        </w:rPr>
+        <w:t xml:space="preserve"/>
+      </w:r>
+    </w:p>
+    <w:p>
+      <w:pPr>
+        <w:rPr>
+          <w:rFonts w:asciiTheme="majorHAnsi" w:eastAsia="Montserrat" w:hAnsiTheme="majorHAnsi" w:cstheme="majorHAnsi"/>
+          <w:sz w:val="18"/>
+          <w:szCs w:val="18"/>
+        </w:rPr>
+      </w:pPr>
+      <w:proofErr w:type="gramStart"/>
+      <w:r>
+        <w:rPr>
+          <w:rFonts w:asciiTheme="majorHAnsi" w:eastAsia="Montserrat" w:hAnsiTheme="majorHAnsi" w:cstheme="majorHAnsi"/>
+          <w:sz w:val="18"/>
+          <w:szCs w:val="18"/>
+        </w:rPr>
+        <w:t xml:space="preserve">None, </w:t>
+      </w:r>
+      <w:proofErr w:type="gramStart"/>
+      <w:r>
+        <w:rPr>
+          <w:rFonts w:asciiTheme="majorHAnsi" w:eastAsia="Montserrat" w:hAnsiTheme="majorHAnsi" w:cstheme="majorHAnsi"/>
+          <w:sz w:val="18"/>
+          <w:szCs w:val="18"/>
+        </w:rPr>
+        <w:t xml:space="preserve"> (</w:t>
+      </w:r>
+      <w:proofErr w:type="gramStart"/>
+      <w:r>
+        <w:rPr>
+          <w:rFonts w:asciiTheme="majorHAnsi" w:eastAsia="Montserrat" w:hAnsiTheme="majorHAnsi" w:cstheme="majorHAnsi"/>
+          <w:sz w:val="18"/>
+          <w:szCs w:val="18"/>
+        </w:rPr>
+        <w:t xml:space="preserve">Dec 2022 - Present)</w:t>
+      </w:r>
+    </w:p>
+    <w:p>
+      <w:pPr>
+        <w:rPr>
+          <w:rFonts w:asciiTheme="majorHAnsi" w:eastAsia="Montserrat" w:hAnsiTheme="majorHAnsi" w:cstheme="majorHAnsi"/>
+          <w:sz w:val="18"/>
+          <w:szCs w:val="18"/>
+        </w:rPr>
+      </w:pPr>
+      <w:r>
+        <w:rPr>
+          <w:rFonts w:asciiTheme="majorHAnsi" w:eastAsia="Montserrat" w:hAnsiTheme="majorHAnsi" w:cstheme="majorHAnsi"/>
+          <w:sz w:val="18"/>
+          <w:szCs w:val="18"/>
+        </w:rPr>
+        <w:t xml:space="preserve">Title: </w:t>
+      </w:r>
+      <w:proofErr w:type="gramStart"/>
+      <w:r>
+        <w:rPr>
+          <w:rFonts w:asciiTheme="majorHAnsi" w:eastAsia="Montserrat" w:hAnsiTheme="majorHAnsi" w:cstheme="majorHAnsi"/>
+          <w:sz w:val="18"/>
+          <w:szCs w:val="18"/>
+        </w:rPr>
+        <w:t xml:space="preserve">Packaged Development Analyst</w:t>
+      </w:r>
+    </w:p>
+    <w:p>
+      <w:pPr>
+        <w:rPr>
+          <w:rFonts w:asciiTheme="majorHAnsi" w:eastAsia="Montserrat" w:hAnsiTheme="majorHAnsi" w:cstheme="majorHAnsi"/>
+          <w:sz w:val="18"/>
+          <w:szCs w:val="18"/>
+        </w:rPr>
+      </w:pPr>
+      <w:proofErr w:type="gramStart"/>
+      <w:r>
+        <w:rPr>
+          <w:rFonts w:asciiTheme="majorHAnsi" w:eastAsia="Montserrat" w:hAnsiTheme="majorHAnsi" w:cstheme="majorHAnsi"/>
+          <w:sz w:val="18"/>
+          <w:szCs w:val="18"/>
+        </w:rPr>
+        <w:t xml:space="preserve"/>
+      </w:r>
+    </w:p>
+    <w:p>
+      <w:pPr>
+        <w:rPr>
+          <w:rFonts w:asciiTheme="majorHAnsi" w:eastAsia="Montserrat" w:hAnsiTheme="majorHAnsi" w:cstheme="majorHAnsi"/>
+          <w:sz w:val="18"/>
+          <w:szCs w:val="18"/>
+        </w:rPr>
+      </w:pPr>
+      <w:r>
+        <w:rPr>
+          <w:rFonts w:asciiTheme="majorHAnsi" w:eastAsia="Montserrat" w:hAnsiTheme="majorHAnsi" w:cstheme="majorHAnsi"/>
+          <w:sz w:val="18"/>
+          <w:szCs w:val="18"/>
+        </w:rPr>
+        <w:t xml:space="preserve"/>
+      </w:r>
+    </w:p>
+    <w:p>
+      <w:pPr>
+        <w:rPr>
+          <w:rFonts w:asciiTheme="majorHAnsi" w:eastAsia="Montserrat" w:hAnsiTheme="majorHAnsi" w:cstheme="majorHAnsi"/>
+          <w:sz w:val="18"/>
+          <w:szCs w:val="18"/>
+        </w:rPr>
+      </w:pPr>
+      <w:proofErr w:type="gramStart"/>
+      <w:r>
+        <w:rPr>
+          <w:rFonts w:asciiTheme="majorHAnsi" w:eastAsia="Montserrat" w:hAnsiTheme="majorHAnsi" w:cstheme="majorHAnsi"/>
+          <w:sz w:val="18"/>
+          <w:szCs w:val="18"/>
+        </w:rPr>
+        <w:t xml:space="preserve">None, </w:t>
+      </w:r>
+      <w:proofErr w:type="gramStart"/>
+      <w:r>
+        <w:rPr>
+          <w:rFonts w:asciiTheme="majorHAnsi" w:eastAsia="Montserrat" w:hAnsiTheme="majorHAnsi" w:cstheme="majorHAnsi"/>
+          <w:sz w:val="18"/>
+          <w:szCs w:val="18"/>
+        </w:rPr>
+        <w:t xml:space="preserve"> (</w:t>
+      </w:r>
+      <w:proofErr w:type="gramStart"/>
+      <w:r>
+        <w:rPr>
+          <w:rFonts w:asciiTheme="majorHAnsi" w:eastAsia="Montserrat" w:hAnsiTheme="majorHAnsi" w:cstheme="majorHAnsi"/>
+          <w:sz w:val="18"/>
+          <w:szCs w:val="18"/>
+        </w:rPr>
+        <w:t xml:space="preserve">Sept 2021 - Nov 2022)</w:t>
+      </w:r>
+    </w:p>
+    <w:p>
+      <w:pPr>
+        <w:rPr>
+          <w:rFonts w:asciiTheme="majorHAnsi" w:eastAsia="Montserrat" w:hAnsiTheme="majorHAnsi" w:cstheme="majorHAnsi"/>
+          <w:sz w:val="18"/>
+          <w:szCs w:val="18"/>
+        </w:rPr>
+      </w:pPr>
+      <w:r>
+        <w:rPr>
+          <w:rFonts w:asciiTheme="majorHAnsi" w:eastAsia="Montserrat" w:hAnsiTheme="majorHAnsi" w:cstheme="majorHAnsi"/>
+          <w:sz w:val="18"/>
+          <w:szCs w:val="18"/>
+        </w:rPr>
+        <w:t xml:space="preserve">Title: </w:t>
+      </w:r>
+      <w:proofErr w:type="gramStart"/>
+      <w:r>
+        <w:rPr>
+          <w:rFonts w:asciiTheme="majorHAnsi" w:eastAsia="Montserrat" w:hAnsiTheme="majorHAnsi" w:cstheme="majorHAnsi"/>
+          <w:sz w:val="18"/>
+          <w:szCs w:val="18"/>
+        </w:rPr>
+        <w:t xml:space="preserve">Associate Development Engineer</w:t>
+      </w:r>
+    </w:p>
+    <w:p>
+      <w:pPr>
+        <w:rPr>
+          <w:rFonts w:asciiTheme="majorHAnsi" w:eastAsia="Montserrat" w:hAnsiTheme="majorHAnsi" w:cstheme="majorHAnsi"/>
+          <w:sz w:val="18"/>
+          <w:szCs w:val="18"/>
+        </w:rPr>
+      </w:pPr>
+      <w:proofErr w:type="gramStart"/>
+      <w:r>
+        <w:rPr>
+          <w:rFonts w:asciiTheme="majorHAnsi" w:eastAsia="Montserrat" w:hAnsiTheme="majorHAnsi" w:cstheme="majorHAnsi"/>
+          <w:sz w:val="18"/>
+          <w:szCs w:val="18"/>
+        </w:rPr>
+        <w:t xml:space="preserve"/>
+      </w:r>
+    </w:p>
+    <w:p>
+      <w:pPr>
+        <w:rPr>
+          <w:rFonts w:asciiTheme="majorHAnsi" w:eastAsia="Montserrat" w:hAnsiTheme="majorHAnsi" w:cstheme="majorHAnsi"/>
+          <w:sz w:val="18"/>
+          <w:szCs w:val="18"/>
+        </w:rPr>
+      </w:pPr>
+      <w:r>
+        <w:rPr>
+          <w:rFonts w:asciiTheme="majorHAnsi" w:eastAsia="Montserrat" w:hAnsiTheme="majorHAnsi" w:cstheme="majorHAnsi"/>
           <w:sz w:val="18"/>
           <w:szCs w:val="18"/>
         </w:rPr>
@@ -711,7 +938,59 @@
           <w:sz w:val="18"/>
           <w:szCs w:val="18"/>
         </w:rPr>
-        <w:t>CERTIFICATIONS &amp; TRAINING</w:t>
+        <w:t xml:space="preserve">CERTIFICATIONS &amp; TRAINING</w:t>
+      </w:r>
+    </w:p>
+    <w:p>
+      <w:pPr>
+        <w:spacing w:line="276" w:lineRule="auto"/>
+        <w:jc w:val="both"/>
+        <w:rPr>
+          <w:rFonts w:asciiTheme="majorHAnsi" w:eastAsia="Montserrat" w:hAnsiTheme="majorHAnsi" w:cstheme="majorHAnsi"/>
+          <w:bCs/>
+          <w:sz w:val="18"/>
+          <w:szCs w:val="18"/>
+        </w:rPr>
+      </w:pPr>
+      <w:r>
+        <w:rPr>
+          <w:rFonts w:asciiTheme="majorHAnsi" w:eastAsia="Montserrat" w:hAnsiTheme="majorHAnsi" w:cstheme="majorHAnsi"/>
+          <w:bCs/>
+          <w:sz w:val="18"/>
+          <w:szCs w:val="18"/>
+        </w:rPr>
+        <w:t xml:space="preserve"/>
+      </w:r>
+    </w:p>
+    <w:p>
+      <w:pPr>
+        <w:spacing w:line="276" w:lineRule="auto"/>
+        <w:jc w:val="both"/>
+        <w:rPr>
+          <w:rFonts w:asciiTheme="majorHAnsi" w:eastAsia="Montserrat" w:hAnsiTheme="majorHAnsi" w:cstheme="majorHAnsi"/>
+          <w:bCs/>
+          <w:sz w:val="18"/>
+          <w:szCs w:val="18"/>
+        </w:rPr>
+      </w:pPr>
+      <w:r>
+        <w:rPr>
+          <w:rFonts w:asciiTheme="majorHAnsi" w:eastAsia="Montserrat" w:hAnsiTheme="majorHAnsi" w:cstheme="majorHAnsi"/>
+          <w:bCs/>
+          <w:sz w:val="18"/>
+          <w:szCs w:val="18"/>
+        </w:rPr>
+        <w:t xml:space="preserve">• </w:t>
+      </w:r>
+      <w:proofErr w:type="gramStart"/>
+      <w:r>
+        <w:rPr>
+          <w:rFonts w:asciiTheme="majorHAnsi" w:eastAsia="Montserrat" w:hAnsiTheme="majorHAnsi" w:cstheme="majorHAnsi"/>
+          <w:bCs/>
+          <w:sz w:val="18"/>
+          <w:szCs w:val="18"/>
+        </w:rPr>
+        <w:t xml:space="preserve">{'name': 'SAP Certified Data Analyst Associate', 'issuer': 'SAP', 'date': None}</w:t>
       </w:r>
     </w:p>
     <w:p>
@@ -792,6 +1071,21 @@
         </w:rPr>
         <w:t xml:space="preserve"/>
       </w:r>
+    </w:p>
+    <w:p>
+      <w:pPr>
+        <w:tabs>
+          <w:tab w:val="left" w:pos="1134"/>
+          <w:tab w:val="right" w:pos="10773"/>
+        </w:tabs>
+        <w:spacing w:line="276" w:lineRule="auto"/>
+        <w:jc w:val="both"/>
+        <w:rPr>
+          <w:rFonts w:asciiTheme="majorHAnsi" w:eastAsia="Montserrat" w:hAnsiTheme="majorHAnsi" w:cstheme="majorHAnsi"/>
+          <w:sz w:val="18"/>
+          <w:szCs w:val="18"/>
+        </w:rPr>
+      </w:pPr>
     </w:p>
     <w:sectPr>
       <w:type w:val="continuous"/>

--- a/tool/static/filled_resume.docx
+++ b/tool/static/filled_resume.docx
@@ -502,7 +502,7 @@
           <w:sz w:val="18"/>
           <w:szCs w:val="18"/>
         </w:rPr>
-        <w:t xml:space="preserve">['SAP Datasphere', 'ETL', 'Data Federation', 'Data Replication', 'SAP S/4HANA', 'HANA', 'Data Access Controls (DAC)', 'SAP Analytics Cloud (SAC)', 'ABAP CDS', 'ADT in Eclipse', 'Qlik Compose', 'Denodo', 'Data Mart', 'Power BI', 'SAP FI', 'SAP SD', 'Communication', 'Teamwork', 'Problem-solving', 'Analytical skills']</w:t>
+        <w:t xml:space="preserve">['SAP Datasphere', 'SAP Analytics Cloud (SAC)', 'Core Data Services (CDS)', 'ABAP CDS', 'ETL', 'Data Federation', 'Data Replication', 'SAP S/4HANA', 'SAP FI', 'SAP SD', 'SAP BW', 'HANA', 'Qlik Compose', 'Denodo', 'Data Mart', 'Power BI', 'Eclipse ADT', 'Data Access Controls (DAC)', 'Problem-solving', 'Analytical skills', 'Teamwork']</w:t>
       </w:r>
     </w:p>
     <w:p>
@@ -990,7 +990,7 @@
           <w:sz w:val="18"/>
           <w:szCs w:val="18"/>
         </w:rPr>
-        <w:t xml:space="preserve">{'name': 'SAP Certified Data Analyst Associate', 'issuer': 'SAP', 'date': None}</w:t>
+        <w:t xml:space="preserve">{'name': 'SAP Certified Data Analyst Associate'}</w:t>
       </w:r>
     </w:p>
     <w:p>
